--- a/Data structure.docx
+++ b/Data structure.docx
@@ -111,7 +111,13 @@
           </w:tcPr>
           <w:p>
             <w:r>
-              <w:t>0–7 (index based on combination of other factors)</w:t>
+              <w:t>0–7 (index based on combination of other factors</w:t>
+            </w:r>
+            <w:r>
+              <w:t xml:space="preserve"> of training condition and task</w:t>
+            </w:r>
+            <w:r>
+              <w:t>)</w:t>
             </w:r>
           </w:p>
         </w:tc>
@@ -353,7 +359,44 @@
     </w:p>
     <w:p>
       <w:r>
-        <w:t>A somewhat convoluted process was used to represent the categories and to generate feedback about category identity for each stimulus. Categories were encoded as two bivariate normal distributions. For each of the structures below, the list contains the parameters (mean and covariance) that were used to instantiate the distributions and then compare the likelihood to get the most likely category (in practice, simple rules could instead be implemented to get the same outcome).</w:t>
+        <w:t xml:space="preserve">A somewhat convoluted process was used to represent the categories and to generate feedback about category identity for each stimulus. Categories were </w:t>
+      </w:r>
+      <w:r>
+        <w:t>represented</w:t>
+      </w:r>
+      <w:r>
+        <w:t xml:space="preserve"> as two bivariate normal distributions. For each of the structures below, the list contains the parameters (mean and covariance) that were used to instantiate the distributions and then compare the likelihood to get the most likely category</w:t>
+      </w:r>
+      <w:r>
+        <w:t xml:space="preserve"> (note that the stimulus range was 0–600 on each dimension).</w:t>
+      </w:r>
+      <w:r>
+        <w:t xml:space="preserve"> </w:t>
+      </w:r>
+      <w:r>
+        <w:t>I</w:t>
+      </w:r>
+      <w:r>
+        <w:t>n practice, simple rules could instead be implemented to get the same outcome</w:t>
+      </w:r>
+      <w:r>
+        <w:t>s (e.g., the first rule corresponds to one category if the orientation is less than 300, otherwise the item belongs to the other category)</w:t>
+      </w:r>
+      <w:r>
+        <w:t>.</w:t>
+      </w:r>
+      <w:r>
+        <w:t xml:space="preserve"> However, the specific implementation can be extracted from the experiment code if the categorization feedback needs to be simulated exactly (</w:t>
+      </w:r>
+      <w:r>
+        <w:rPr>
+          <w:b/>
+          <w:bCs/>
+        </w:rPr>
+        <w:t>experiment/exp.py</w:t>
+      </w:r>
+      <w:r>
+        <w:t>).</w:t>
       </w:r>
     </w:p>
     <w:p/>
@@ -421,67 +464,7 @@
           <w:sz w:val="18"/>
           <w:szCs w:val="18"/>
         </w:rPr>
-        <w:t>0,2000]]</w:t>
-      </w:r>
-      <w:proofErr w:type="gramStart"/>
-      <w:r>
-        <w:rPr>
-          <w:rFonts w:ascii="Menlo" w:hAnsi="Menlo" w:cs="Menlo"/>
-          <w:color w:val="000000" w:themeColor="text1"/>
-          <w:sz w:val="18"/>
-          <w:szCs w:val="18"/>
-        </w:rPr>
-        <w:t>],[</w:t>
-      </w:r>
-      <w:proofErr w:type="gramEnd"/>
-      <w:r>
-        <w:rPr>
-          <w:rFonts w:ascii="Menlo" w:hAnsi="Menlo" w:cs="Menlo"/>
-          <w:color w:val="000000" w:themeColor="text1"/>
-          <w:sz w:val="18"/>
-          <w:szCs w:val="18"/>
-        </w:rPr>
-        <w:t>[300,380</w:t>
-      </w:r>
-      <w:proofErr w:type="gramStart"/>
-      <w:r>
-        <w:rPr>
-          <w:rFonts w:ascii="Menlo" w:hAnsi="Menlo" w:cs="Menlo"/>
-          <w:color w:val="000000" w:themeColor="text1"/>
-          <w:sz w:val="18"/>
-          <w:szCs w:val="18"/>
-        </w:rPr>
-        <w:t>],[</w:t>
-      </w:r>
-      <w:proofErr w:type="gramEnd"/>
-      <w:r>
-        <w:rPr>
-          <w:rFonts w:ascii="Menlo" w:hAnsi="Menlo" w:cs="Menlo"/>
-          <w:color w:val="000000" w:themeColor="text1"/>
-          <w:sz w:val="18"/>
-          <w:szCs w:val="18"/>
-        </w:rPr>
-        <w:t>[9000,0</w:t>
-      </w:r>
-      <w:proofErr w:type="gramStart"/>
-      <w:r>
-        <w:rPr>
-          <w:rFonts w:ascii="Menlo" w:hAnsi="Menlo" w:cs="Menlo"/>
-          <w:color w:val="000000" w:themeColor="text1"/>
-          <w:sz w:val="18"/>
-          <w:szCs w:val="18"/>
-        </w:rPr>
-        <w:t>],[</w:t>
-      </w:r>
-      <w:proofErr w:type="gramEnd"/>
-      <w:r>
-        <w:rPr>
-          <w:rFonts w:ascii="Menlo" w:hAnsi="Menlo" w:cs="Menlo"/>
-          <w:color w:val="000000" w:themeColor="text1"/>
-          <w:sz w:val="18"/>
-          <w:szCs w:val="18"/>
-        </w:rPr>
-        <w:t>0,2000]]]]</w:t>
+        <w:t>0,2000]]],</w:t>
       </w:r>
     </w:p>
     <w:p>
@@ -500,6 +483,74 @@
           <w:sz w:val="18"/>
           <w:szCs w:val="18"/>
         </w:rPr>
+        <w:t xml:space="preserve">              </w:t>
+      </w:r>
+      <w:r>
+        <w:rPr>
+          <w:rFonts w:ascii="Menlo" w:hAnsi="Menlo" w:cs="Menlo"/>
+          <w:color w:val="000000" w:themeColor="text1"/>
+          <w:sz w:val="18"/>
+          <w:szCs w:val="18"/>
+        </w:rPr>
+        <w:t>[[300,380</w:t>
+      </w:r>
+      <w:proofErr w:type="gramStart"/>
+      <w:r>
+        <w:rPr>
+          <w:rFonts w:ascii="Menlo" w:hAnsi="Menlo" w:cs="Menlo"/>
+          <w:color w:val="000000" w:themeColor="text1"/>
+          <w:sz w:val="18"/>
+          <w:szCs w:val="18"/>
+        </w:rPr>
+        <w:t>],[</w:t>
+      </w:r>
+      <w:proofErr w:type="gramEnd"/>
+      <w:r>
+        <w:rPr>
+          <w:rFonts w:ascii="Menlo" w:hAnsi="Menlo" w:cs="Menlo"/>
+          <w:color w:val="000000" w:themeColor="text1"/>
+          <w:sz w:val="18"/>
+          <w:szCs w:val="18"/>
+        </w:rPr>
+        <w:t>[9000,0</w:t>
+      </w:r>
+      <w:proofErr w:type="gramStart"/>
+      <w:r>
+        <w:rPr>
+          <w:rFonts w:ascii="Menlo" w:hAnsi="Menlo" w:cs="Menlo"/>
+          <w:color w:val="000000" w:themeColor="text1"/>
+          <w:sz w:val="18"/>
+          <w:szCs w:val="18"/>
+        </w:rPr>
+        <w:t>],[</w:t>
+      </w:r>
+      <w:proofErr w:type="gramEnd"/>
+      <w:r>
+        <w:rPr>
+          <w:rFonts w:ascii="Menlo" w:hAnsi="Menlo" w:cs="Menlo"/>
+          <w:color w:val="000000" w:themeColor="text1"/>
+          <w:sz w:val="18"/>
+          <w:szCs w:val="18"/>
+        </w:rPr>
+        <w:t>0,2000]]]]</w:t>
+      </w:r>
+    </w:p>
+    <w:p>
+      <w:pPr>
+        <w:rPr>
+          <w:rFonts w:ascii="Menlo" w:hAnsi="Menlo" w:cs="Menlo"/>
+          <w:color w:val="000000" w:themeColor="text1"/>
+          <w:sz w:val="18"/>
+          <w:szCs w:val="18"/>
+        </w:rPr>
+      </w:pPr>
+      <w:r>
+        <w:rPr>
+          <w:rFonts w:ascii="Menlo" w:hAnsi="Menlo" w:cs="Menlo"/>
+          <w:color w:val="000000" w:themeColor="text1"/>
+          <w:sz w:val="18"/>
+          <w:szCs w:val="18"/>
+        </w:rPr>
         <w:t>UNI_SIZE = [[[220,300</w:t>
       </w:r>
       <w:proofErr w:type="gramStart"/>
@@ -540,27 +591,35 @@
           <w:sz w:val="18"/>
           <w:szCs w:val="18"/>
         </w:rPr>
-        <w:t>0,9000]]</w:t>
-      </w:r>
-      <w:proofErr w:type="gramStart"/>
-      <w:r>
-        <w:rPr>
-          <w:rFonts w:ascii="Menlo" w:hAnsi="Menlo" w:cs="Menlo"/>
-          <w:color w:val="000000" w:themeColor="text1"/>
-          <w:sz w:val="18"/>
-          <w:szCs w:val="18"/>
-        </w:rPr>
-        <w:t>],[</w:t>
-      </w:r>
-      <w:proofErr w:type="gramEnd"/>
-      <w:r>
-        <w:rPr>
-          <w:rFonts w:ascii="Menlo" w:hAnsi="Menlo" w:cs="Menlo"/>
-          <w:color w:val="000000" w:themeColor="text1"/>
-          <w:sz w:val="18"/>
-          <w:szCs w:val="18"/>
-        </w:rPr>
-        <w:t>[380,300</w:t>
+        <w:t>0,9000]]],</w:t>
+      </w:r>
+    </w:p>
+    <w:p>
+      <w:pPr>
+        <w:rPr>
+          <w:rFonts w:ascii="Menlo" w:hAnsi="Menlo" w:cs="Menlo"/>
+          <w:color w:val="000000" w:themeColor="text1"/>
+          <w:sz w:val="18"/>
+          <w:szCs w:val="18"/>
+        </w:rPr>
+      </w:pPr>
+      <w:r>
+        <w:rPr>
+          <w:rFonts w:ascii="Menlo" w:hAnsi="Menlo" w:cs="Menlo"/>
+          <w:color w:val="000000" w:themeColor="text1"/>
+          <w:sz w:val="18"/>
+          <w:szCs w:val="18"/>
+        </w:rPr>
+        <w:t xml:space="preserve">            </w:t>
+      </w:r>
+      <w:r>
+        <w:rPr>
+          <w:rFonts w:ascii="Menlo" w:hAnsi="Menlo" w:cs="Menlo"/>
+          <w:color w:val="000000" w:themeColor="text1"/>
+          <w:sz w:val="18"/>
+          <w:szCs w:val="18"/>
+        </w:rPr>
+        <w:t>[[380,300</w:t>
       </w:r>
       <w:proofErr w:type="gramStart"/>
       <w:r>
@@ -668,67 +727,7 @@
           <w:sz w:val="18"/>
           <w:szCs w:val="18"/>
         </w:rPr>
-        <w:t>-4463, 4538]]</w:t>
-      </w:r>
-      <w:proofErr w:type="gramStart"/>
-      <w:r>
-        <w:rPr>
-          <w:rFonts w:ascii="Menlo" w:hAnsi="Menlo" w:cs="Menlo"/>
-          <w:color w:val="000000" w:themeColor="text1"/>
-          <w:sz w:val="18"/>
-          <w:szCs w:val="18"/>
-        </w:rPr>
-        <w:t>],[</w:t>
-      </w:r>
-      <w:proofErr w:type="gramEnd"/>
-      <w:r>
-        <w:rPr>
-          <w:rFonts w:ascii="Menlo" w:hAnsi="Menlo" w:cs="Menlo"/>
-          <w:color w:val="000000" w:themeColor="text1"/>
-          <w:sz w:val="18"/>
-          <w:szCs w:val="18"/>
-        </w:rPr>
-        <w:t>[350, 350</w:t>
-      </w:r>
-      <w:proofErr w:type="gramStart"/>
-      <w:r>
-        <w:rPr>
-          <w:rFonts w:ascii="Menlo" w:hAnsi="Menlo" w:cs="Menlo"/>
-          <w:color w:val="000000" w:themeColor="text1"/>
-          <w:sz w:val="18"/>
-          <w:szCs w:val="18"/>
-        </w:rPr>
-        <w:t>],[</w:t>
-      </w:r>
-      <w:proofErr w:type="gramEnd"/>
-      <w:r>
-        <w:rPr>
-          <w:rFonts w:ascii="Menlo" w:hAnsi="Menlo" w:cs="Menlo"/>
-          <w:color w:val="000000" w:themeColor="text1"/>
-          <w:sz w:val="18"/>
-          <w:szCs w:val="18"/>
-        </w:rPr>
-        <w:t>[4538, -4463</w:t>
-      </w:r>
-      <w:proofErr w:type="gramStart"/>
-      <w:r>
-        <w:rPr>
-          <w:rFonts w:ascii="Menlo" w:hAnsi="Menlo" w:cs="Menlo"/>
-          <w:color w:val="000000" w:themeColor="text1"/>
-          <w:sz w:val="18"/>
-          <w:szCs w:val="18"/>
-        </w:rPr>
-        <w:t>],[</w:t>
-      </w:r>
-      <w:proofErr w:type="gramEnd"/>
-      <w:r>
-        <w:rPr>
-          <w:rFonts w:ascii="Menlo" w:hAnsi="Menlo" w:cs="Menlo"/>
-          <w:color w:val="000000" w:themeColor="text1"/>
-          <w:sz w:val="18"/>
-          <w:szCs w:val="18"/>
-        </w:rPr>
-        <w:t>-4463, 4538]]]]</w:t>
+        <w:t>-4463, 4538]]],</w:t>
       </w:r>
     </w:p>
     <w:p>
@@ -747,6 +746,75 @@
           <w:sz w:val="18"/>
           <w:szCs w:val="18"/>
         </w:rPr>
+        <w:t xml:space="preserve">            </w:t>
+      </w:r>
+      <w:r>
+        <w:rPr>
+          <w:rFonts w:ascii="Menlo" w:hAnsi="Menlo" w:cs="Menlo"/>
+          <w:color w:val="000000" w:themeColor="text1"/>
+          <w:sz w:val="18"/>
+          <w:szCs w:val="18"/>
+        </w:rPr>
+        <w:t>[[350, 350</w:t>
+      </w:r>
+      <w:proofErr w:type="gramStart"/>
+      <w:r>
+        <w:rPr>
+          <w:rFonts w:ascii="Menlo" w:hAnsi="Menlo" w:cs="Menlo"/>
+          <w:color w:val="000000" w:themeColor="text1"/>
+          <w:sz w:val="18"/>
+          <w:szCs w:val="18"/>
+        </w:rPr>
+        <w:t>],[</w:t>
+      </w:r>
+      <w:proofErr w:type="gramEnd"/>
+      <w:r>
+        <w:rPr>
+          <w:rFonts w:ascii="Menlo" w:hAnsi="Menlo" w:cs="Menlo"/>
+          <w:color w:val="000000" w:themeColor="text1"/>
+          <w:sz w:val="18"/>
+          <w:szCs w:val="18"/>
+        </w:rPr>
+        <w:t>[4538, -4463</w:t>
+      </w:r>
+      <w:proofErr w:type="gramStart"/>
+      <w:r>
+        <w:rPr>
+          <w:rFonts w:ascii="Menlo" w:hAnsi="Menlo" w:cs="Menlo"/>
+          <w:color w:val="000000" w:themeColor="text1"/>
+          <w:sz w:val="18"/>
+          <w:szCs w:val="18"/>
+        </w:rPr>
+        <w:t>],[</w:t>
+      </w:r>
+      <w:proofErr w:type="gramEnd"/>
+      <w:r>
+        <w:rPr>
+          <w:rFonts w:ascii="Menlo" w:hAnsi="Menlo" w:cs="Menlo"/>
+          <w:color w:val="000000" w:themeColor="text1"/>
+          <w:sz w:val="18"/>
+          <w:szCs w:val="18"/>
+        </w:rPr>
+        <w:t>-4463, 4538]]]]</w:t>
+      </w:r>
+    </w:p>
+    <w:p>
+      <w:pPr>
+        <w:rPr>
+          <w:rFonts w:ascii="Menlo" w:hAnsi="Menlo" w:cs="Menlo"/>
+          <w:color w:val="000000" w:themeColor="text1"/>
+          <w:sz w:val="18"/>
+          <w:szCs w:val="18"/>
+        </w:rPr>
+      </w:pPr>
+      <w:r>
+        <w:rPr>
+          <w:rFonts w:ascii="Menlo" w:hAnsi="Menlo" w:cs="Menlo"/>
+          <w:color w:val="000000" w:themeColor="text1"/>
+          <w:sz w:val="18"/>
+          <w:szCs w:val="18"/>
+        </w:rPr>
+        <w:lastRenderedPageBreak/>
         <w:t>DIAG_POS = [[[250,350</w:t>
       </w:r>
       <w:proofErr w:type="gramStart"/>
@@ -787,27 +855,35 @@
           <w:sz w:val="18"/>
           <w:szCs w:val="18"/>
         </w:rPr>
-        <w:t>4463, 4538]]</w:t>
-      </w:r>
-      <w:proofErr w:type="gramStart"/>
-      <w:r>
-        <w:rPr>
-          <w:rFonts w:ascii="Menlo" w:hAnsi="Menlo" w:cs="Menlo"/>
-          <w:color w:val="000000" w:themeColor="text1"/>
-          <w:sz w:val="18"/>
-          <w:szCs w:val="18"/>
-        </w:rPr>
-        <w:t>],[</w:t>
-      </w:r>
-      <w:proofErr w:type="gramEnd"/>
-      <w:r>
-        <w:rPr>
-          <w:rFonts w:ascii="Menlo" w:hAnsi="Menlo" w:cs="Menlo"/>
-          <w:color w:val="000000" w:themeColor="text1"/>
-          <w:sz w:val="18"/>
-          <w:szCs w:val="18"/>
-        </w:rPr>
-        <w:t>[350, 250</w:t>
+        <w:t>4463, 4538]]],</w:t>
+      </w:r>
+    </w:p>
+    <w:p>
+      <w:pPr>
+        <w:rPr>
+          <w:rFonts w:ascii="Menlo" w:hAnsi="Menlo" w:cs="Menlo"/>
+          <w:color w:val="000000" w:themeColor="text1"/>
+          <w:sz w:val="18"/>
+          <w:szCs w:val="18"/>
+        </w:rPr>
+      </w:pPr>
+      <w:r>
+        <w:rPr>
+          <w:rFonts w:ascii="Menlo" w:hAnsi="Menlo" w:cs="Menlo"/>
+          <w:color w:val="000000" w:themeColor="text1"/>
+          <w:sz w:val="18"/>
+          <w:szCs w:val="18"/>
+        </w:rPr>
+        <w:t xml:space="preserve">            </w:t>
+      </w:r>
+      <w:r>
+        <w:rPr>
+          <w:rFonts w:ascii="Menlo" w:hAnsi="Menlo" w:cs="Menlo"/>
+          <w:color w:val="000000" w:themeColor="text1"/>
+          <w:sz w:val="18"/>
+          <w:szCs w:val="18"/>
+        </w:rPr>
+        <w:t>[[350, 250</w:t>
       </w:r>
       <w:proofErr w:type="gramStart"/>
       <w:r>
@@ -888,7 +964,6 @@
           <w:i/>
           <w:iCs/>
         </w:rPr>
-        <w:lastRenderedPageBreak/>
         <w:t>Study phase (16 trials)</w:t>
       </w:r>
     </w:p>
